--- a/docs/Governance_Ethics_Roadmap.docx
+++ b/docs/Governance_Ethics_Roadmap.docx
@@ -5297,6 +5297,61 @@
                 <w:szCs w:val="19"/>
               </w:rPr>
               <w:t xml:space="preserve">negative — the first year does not recover its own cost</w:t>
+            </w:r>
+          </w:p>
+        </w:tc>
+      </w:tr>
+      <w:tr>
+        <w:trPr>
+          <w:tblHeader w:val="false"/>
+        </w:trPr>
+        <w:tc>
+          <w:tcPr>
+            <w:tcW w:type="dxa" w:w="3960"/>
+            <w:tcMar>
+              <w:top w:type="dxa" w:w="70"/>
+              <w:left w:type="dxa" w:w="110"/>
+              <w:bottom w:type="dxa" w:w="70"/>
+              <w:right w:type="dxa" w:w="110"/>
+            </w:tcMar>
+          </w:tcPr>
+          <w:p>
+            <w:pPr>
+              <w:spacing w:after="20" w:before="20"/>
+            </w:pPr>
+            <w:r>
+              <w:rPr>
+                <w:b w:val="false"/>
+                <w:bCs w:val="false"/>
+                <w:sz w:val="19"/>
+                <w:szCs w:val="19"/>
+              </w:rPr>
+              <w:t xml:space="preserve">Three-year ROI</w:t>
+            </w:r>
+          </w:p>
+        </w:tc>
+        <w:tc>
+          <w:tcPr>
+            <w:tcW w:type="dxa" w:w="5040"/>
+            <w:tcMar>
+              <w:top w:type="dxa" w:w="70"/>
+              <w:left w:type="dxa" w:w="110"/>
+              <w:bottom w:type="dxa" w:w="70"/>
+              <w:right w:type="dxa" w:w="110"/>
+            </w:tcMar>
+          </w:tcPr>
+          <w:p>
+            <w:pPr>
+              <w:spacing w:after="20" w:before="20"/>
+            </w:pPr>
+            <w:r>
+              <w:rPr>
+                <w:b w:val="false"/>
+                <w:bCs w:val="false"/>
+                <w:sz w:val="19"/>
+                <w:szCs w:val="19"/>
+              </w:rPr>
+              <w:t xml:space="preserve">(36,000 − 20,000) ÷ 20,000 = 80 %</w:t>
             </w:r>
           </w:p>
         </w:tc>
